--- a/ProjectWorkflowManagerSDS_0.1.docx
+++ b/ProjectWorkflowManagerSDS_0.1.docx
@@ -4949,10 +4949,7 @@
               <w:ind w:left="1080"/>
             </w:pPr>
             <w:r>
-              <w:t>An interface element which</w:t>
-            </w:r>
-            <w:r>
-              <w:t xml:space="preserve"> will redirect the user to the calendar interface, allowing them to see currently assigned projects in more detail</w:t>
+              <w:t>An interface element which will redirect the user to the calendar interface, allowing them to see currently assigned projects in more detail</w:t>
             </w:r>
             <w:r>
               <w:t>. </w:t>
@@ -4978,10 +4975,7 @@
               <w:ind w:left="1080"/>
             </w:pPr>
             <w:r>
-              <w:t>An interface element which</w:t>
-            </w:r>
-            <w:r>
-              <w:t xml:space="preserve"> redirects the user to the project creation interface, where they are able to create and assign new projects</w:t>
+              <w:t>An interface element which redirects the user to the project creation interface, where they are able to create and assign new projects</w:t>
             </w:r>
             <w:r>
               <w:t>. </w:t>
@@ -5176,13 +5170,7 @@
               <w:t>specific user data for display on the Dashboard</w:t>
             </w:r>
             <w:r>
-              <w:t>. No specialized hardware </w:t>
-            </w:r>
-            <w:r>
-              <w:t>devices</w:t>
-            </w:r>
-            <w:r>
-              <w:t> are required. </w:t>
+              <w:t>. No specialized hardware devices are required. </w:t>
             </w:r>
           </w:p>
         </w:tc>
@@ -6259,6 +6247,938 @@
       </w:tr>
     </w:tbl>
     <w:p/>
+    <w:p>
+      <w:pPr>
+        <w:pStyle w:val="Heading2"/>
+        <w:rPr>
+          <w:color w:val="ED7D31" w:themeColor="accent2"/>
+          <w:u w:val="single"/>
+        </w:rPr>
+      </w:pPr>
+      <w:r>
+        <w:rPr>
+          <w:color w:val="ED7D31" w:themeColor="accent2"/>
+          <w:u w:val="single"/>
+        </w:rPr>
+        <w:t>P</w:t>
+      </w:r>
+      <w:r>
+        <w:rPr>
+          <w:color w:val="ED7D31" w:themeColor="accent2"/>
+          <w:u w:val="single"/>
+        </w:rPr>
+        <w:t>hase</w:t>
+      </w:r>
+      <w:r>
+        <w:rPr>
+          <w:color w:val="ED7D31" w:themeColor="accent2"/>
+          <w:u w:val="single"/>
+        </w:rPr>
+        <w:t xml:space="preserve"> Managemen</w:t>
+      </w:r>
+      <w:r>
+        <w:rPr>
+          <w:color w:val="ED7D31" w:themeColor="accent2"/>
+          <w:u w:val="single"/>
+        </w:rPr>
+        <w:t>t</w:t>
+      </w:r>
+      <w:r>
+        <w:rPr>
+          <w:color w:val="ED7D31" w:themeColor="accent2"/>
+          <w:u w:val="single"/>
+        </w:rPr>
+        <w:t xml:space="preserve"> Component</w:t>
+      </w:r>
+    </w:p>
+    <w:p>
+      <w:r>
+        <w:t xml:space="preserve">DELETE THIS AFTER YOU ARE DONE PLEASE, (this is a description to help you get started: </w:t>
+      </w:r>
+      <w:r>
+        <w:t>Manages the creation, modification, and tracking of project phases or workflow steps associated with a project.</w:t>
+      </w:r>
+      <w:r>
+        <w:t>)</w:t>
+      </w:r>
+    </w:p>
+    <w:tbl>
+      <w:tblPr>
+        <w:tblW w:w="0" w:type="dxa"/>
+        <w:tblBorders>
+          <w:top w:val="outset" w:sz="6" w:space="0" w:color="auto"/>
+          <w:left w:val="outset" w:sz="6" w:space="0" w:color="auto"/>
+          <w:bottom w:val="outset" w:sz="6" w:space="0" w:color="auto"/>
+          <w:right w:val="outset" w:sz="6" w:space="0" w:color="auto"/>
+        </w:tblBorders>
+        <w:tblCellMar>
+          <w:left w:w="0" w:type="dxa"/>
+          <w:right w:w="0" w:type="dxa"/>
+        </w:tblCellMar>
+        <w:tblLook w:val="04A0" w:firstRow="1" w:lastRow="0" w:firstColumn="1" w:lastColumn="0" w:noHBand="0" w:noVBand="1"/>
+      </w:tblPr>
+      <w:tblGrid>
+        <w:gridCol w:w="1895"/>
+        <w:gridCol w:w="8555"/>
+      </w:tblGrid>
+      <w:tr>
+        <w:tc>
+          <w:tcPr>
+            <w:tcW w:w="1905" w:type="dxa"/>
+            <w:tcBorders>
+              <w:top w:val="single" w:sz="6" w:space="0" w:color="auto"/>
+              <w:left w:val="single" w:sz="6" w:space="0" w:color="auto"/>
+              <w:bottom w:val="single" w:sz="6" w:space="0" w:color="auto"/>
+              <w:right w:val="single" w:sz="6" w:space="0" w:color="auto"/>
+            </w:tcBorders>
+            <w:hideMark/>
+          </w:tcPr>
+          <w:p>
+            <w:r>
+              <w:rPr>
+                <w:u w:val="single"/>
+              </w:rPr>
+              <w:t>Identification</w:t>
+            </w:r>
+            <w:r>
+              <w:t> </w:t>
+            </w:r>
+          </w:p>
+        </w:tc>
+        <w:tc>
+          <w:tcPr>
+            <w:tcW w:w="8655" w:type="dxa"/>
+            <w:tcBorders>
+              <w:top w:val="single" w:sz="6" w:space="0" w:color="auto"/>
+              <w:left w:val="single" w:sz="6" w:space="0" w:color="auto"/>
+              <w:bottom w:val="single" w:sz="6" w:space="0" w:color="auto"/>
+              <w:right w:val="single" w:sz="6" w:space="0" w:color="auto"/>
+            </w:tcBorders>
+            <w:hideMark/>
+          </w:tcPr>
+          <w:p>
+            <w:r>
+              <w:t> </w:t>
+            </w:r>
+            <w:r>
+              <w:t>PhaseManager, located on the server-side application layer.</w:t>
+            </w:r>
+          </w:p>
+        </w:tc>
+      </w:tr>
+      <w:tr>
+        <w:tc>
+          <w:tcPr>
+            <w:tcW w:w="1905" w:type="dxa"/>
+            <w:tcBorders>
+              <w:top w:val="single" w:sz="6" w:space="0" w:color="auto"/>
+              <w:left w:val="single" w:sz="6" w:space="0" w:color="auto"/>
+              <w:bottom w:val="single" w:sz="6" w:space="0" w:color="auto"/>
+              <w:right w:val="single" w:sz="6" w:space="0" w:color="auto"/>
+            </w:tcBorders>
+            <w:hideMark/>
+          </w:tcPr>
+          <w:p>
+            <w:r>
+              <w:rPr>
+                <w:u w:val="single"/>
+              </w:rPr>
+              <w:t>Type</w:t>
+            </w:r>
+            <w:r>
+              <w:t> </w:t>
+            </w:r>
+          </w:p>
+        </w:tc>
+        <w:tc>
+          <w:tcPr>
+            <w:tcW w:w="8655" w:type="dxa"/>
+            <w:tcBorders>
+              <w:top w:val="single" w:sz="6" w:space="0" w:color="auto"/>
+              <w:left w:val="single" w:sz="6" w:space="0" w:color="auto"/>
+              <w:bottom w:val="single" w:sz="6" w:space="0" w:color="auto"/>
+              <w:right w:val="single" w:sz="6" w:space="0" w:color="auto"/>
+            </w:tcBorders>
+            <w:hideMark/>
+          </w:tcPr>
+          <w:p>
+            <w:r>
+              <w:t>Module</w:t>
+            </w:r>
+          </w:p>
+        </w:tc>
+      </w:tr>
+      <w:tr>
+        <w:tc>
+          <w:tcPr>
+            <w:tcW w:w="1905" w:type="dxa"/>
+            <w:tcBorders>
+              <w:top w:val="single" w:sz="6" w:space="0" w:color="auto"/>
+              <w:left w:val="single" w:sz="6" w:space="0" w:color="auto"/>
+              <w:bottom w:val="single" w:sz="6" w:space="0" w:color="auto"/>
+              <w:right w:val="single" w:sz="6" w:space="0" w:color="auto"/>
+            </w:tcBorders>
+            <w:hideMark/>
+          </w:tcPr>
+          <w:p>
+            <w:r>
+              <w:rPr>
+                <w:u w:val="single"/>
+              </w:rPr>
+              <w:t>Purpose</w:t>
+            </w:r>
+            <w:r>
+              <w:t> </w:t>
+            </w:r>
+          </w:p>
+        </w:tc>
+        <w:tc>
+          <w:tcPr>
+            <w:tcW w:w="8655" w:type="dxa"/>
+            <w:tcBorders>
+              <w:top w:val="single" w:sz="6" w:space="0" w:color="auto"/>
+              <w:left w:val="single" w:sz="6" w:space="0" w:color="auto"/>
+              <w:bottom w:val="single" w:sz="6" w:space="0" w:color="auto"/>
+              <w:right w:val="single" w:sz="6" w:space="0" w:color="auto"/>
+            </w:tcBorders>
+            <w:hideMark/>
+          </w:tcPr>
+          <w:p>
+            <w:r>
+              <w:t>Function and performance requirements implemented by the design component, including derived requirements. Derived requirements are not explicitly stated in the SRS, but are implied or adjunct to formally stated SDS requirements. </w:t>
+            </w:r>
+          </w:p>
+        </w:tc>
+      </w:tr>
+      <w:tr>
+        <w:tc>
+          <w:tcPr>
+            <w:tcW w:w="1905" w:type="dxa"/>
+            <w:tcBorders>
+              <w:top w:val="single" w:sz="6" w:space="0" w:color="auto"/>
+              <w:left w:val="single" w:sz="6" w:space="0" w:color="auto"/>
+              <w:bottom w:val="single" w:sz="6" w:space="0" w:color="auto"/>
+              <w:right w:val="single" w:sz="6" w:space="0" w:color="auto"/>
+            </w:tcBorders>
+            <w:hideMark/>
+          </w:tcPr>
+          <w:p>
+            <w:r>
+              <w:rPr>
+                <w:u w:val="single"/>
+              </w:rPr>
+              <w:t>Function</w:t>
+            </w:r>
+            <w:r>
+              <w:t> </w:t>
+            </w:r>
+          </w:p>
+        </w:tc>
+        <w:tc>
+          <w:tcPr>
+            <w:tcW w:w="8655" w:type="dxa"/>
+            <w:tcBorders>
+              <w:top w:val="single" w:sz="6" w:space="0" w:color="auto"/>
+              <w:left w:val="single" w:sz="6" w:space="0" w:color="auto"/>
+              <w:bottom w:val="single" w:sz="6" w:space="0" w:color="auto"/>
+              <w:right w:val="single" w:sz="6" w:space="0" w:color="auto"/>
+            </w:tcBorders>
+            <w:hideMark/>
+          </w:tcPr>
+          <w:p>
+            <w:r>
+              <w:t>What the component does, the transformation process, the specific inputs that are processed, the algorithms that are used, the outputs that are produced, where the data items are stored, and which data items are modified. </w:t>
+            </w:r>
+          </w:p>
+        </w:tc>
+      </w:tr>
+      <w:tr>
+        <w:tc>
+          <w:tcPr>
+            <w:tcW w:w="1905" w:type="dxa"/>
+            <w:tcBorders>
+              <w:top w:val="single" w:sz="6" w:space="0" w:color="auto"/>
+              <w:left w:val="single" w:sz="6" w:space="0" w:color="auto"/>
+              <w:bottom w:val="single" w:sz="6" w:space="0" w:color="auto"/>
+              <w:right w:val="single" w:sz="6" w:space="0" w:color="auto"/>
+            </w:tcBorders>
+            <w:hideMark/>
+          </w:tcPr>
+          <w:p>
+            <w:r>
+              <w:t>Subordinates </w:t>
+            </w:r>
+          </w:p>
+        </w:tc>
+        <w:tc>
+          <w:tcPr>
+            <w:tcW w:w="8655" w:type="dxa"/>
+            <w:tcBorders>
+              <w:top w:val="single" w:sz="6" w:space="0" w:color="auto"/>
+              <w:left w:val="single" w:sz="6" w:space="0" w:color="auto"/>
+              <w:bottom w:val="single" w:sz="6" w:space="0" w:color="auto"/>
+              <w:right w:val="single" w:sz="6" w:space="0" w:color="auto"/>
+            </w:tcBorders>
+            <w:hideMark/>
+          </w:tcPr>
+          <w:p>
+            <w:r>
+              <w:t>The internal structure of the component, the constituents of the component, and the functional requirements satisfied by each part. </w:t>
+            </w:r>
+          </w:p>
+        </w:tc>
+      </w:tr>
+      <w:tr>
+        <w:tc>
+          <w:tcPr>
+            <w:tcW w:w="1905" w:type="dxa"/>
+            <w:tcBorders>
+              <w:top w:val="single" w:sz="6" w:space="0" w:color="auto"/>
+              <w:left w:val="single" w:sz="6" w:space="0" w:color="auto"/>
+              <w:bottom w:val="single" w:sz="6" w:space="0" w:color="auto"/>
+              <w:right w:val="single" w:sz="6" w:space="0" w:color="auto"/>
+            </w:tcBorders>
+            <w:hideMark/>
+          </w:tcPr>
+          <w:p>
+            <w:r>
+              <w:rPr>
+                <w:u w:val="single"/>
+              </w:rPr>
+              <w:t>Dependencies</w:t>
+            </w:r>
+            <w:r>
+              <w:t> </w:t>
+            </w:r>
+          </w:p>
+        </w:tc>
+        <w:tc>
+          <w:tcPr>
+            <w:tcW w:w="8655" w:type="dxa"/>
+            <w:tcBorders>
+              <w:top w:val="single" w:sz="6" w:space="0" w:color="auto"/>
+              <w:left w:val="single" w:sz="6" w:space="0" w:color="auto"/>
+              <w:bottom w:val="single" w:sz="6" w:space="0" w:color="auto"/>
+              <w:right w:val="single" w:sz="6" w:space="0" w:color="auto"/>
+            </w:tcBorders>
+            <w:hideMark/>
+          </w:tcPr>
+          <w:p>
+            <w:r>
+              <w:t>How the component's function and performance relate to other components. How this component is used by other components. The other components that use this component. Interaction details such as timing, interaction conditions (such as order of execution and data sharing), and responsibility for creation, duplication, use, storage, and elimination of components. </w:t>
+            </w:r>
+          </w:p>
+        </w:tc>
+      </w:tr>
+      <w:tr>
+        <w:tc>
+          <w:tcPr>
+            <w:tcW w:w="1905" w:type="dxa"/>
+            <w:tcBorders>
+              <w:top w:val="single" w:sz="6" w:space="0" w:color="auto"/>
+              <w:left w:val="single" w:sz="6" w:space="0" w:color="auto"/>
+              <w:bottom w:val="single" w:sz="6" w:space="0" w:color="auto"/>
+              <w:right w:val="single" w:sz="6" w:space="0" w:color="auto"/>
+            </w:tcBorders>
+            <w:hideMark/>
+          </w:tcPr>
+          <w:p>
+            <w:r>
+              <w:rPr>
+                <w:u w:val="single"/>
+              </w:rPr>
+              <w:t>Interfaces</w:t>
+            </w:r>
+            <w:r>
+              <w:t> </w:t>
+            </w:r>
+          </w:p>
+        </w:tc>
+        <w:tc>
+          <w:tcPr>
+            <w:tcW w:w="8655" w:type="dxa"/>
+            <w:tcBorders>
+              <w:top w:val="single" w:sz="6" w:space="0" w:color="auto"/>
+              <w:left w:val="single" w:sz="6" w:space="0" w:color="auto"/>
+              <w:bottom w:val="single" w:sz="6" w:space="0" w:color="auto"/>
+              <w:right w:val="single" w:sz="6" w:space="0" w:color="auto"/>
+            </w:tcBorders>
+            <w:hideMark/>
+          </w:tcPr>
+          <w:p>
+            <w:r>
+              <w:t>Detailed descriptions of all external and internal interfaces as well as of any mechanisms for communicating through messages, parameters, or common data areas. All error messages and error codes should be identified. All screen formats, interactive messages, and other user interface components (originally defined in the SRS) should be given here. </w:t>
+            </w:r>
+          </w:p>
+        </w:tc>
+      </w:tr>
+      <w:tr>
+        <w:tc>
+          <w:tcPr>
+            <w:tcW w:w="1905" w:type="dxa"/>
+            <w:tcBorders>
+              <w:top w:val="single" w:sz="6" w:space="0" w:color="auto"/>
+              <w:left w:val="single" w:sz="6" w:space="0" w:color="auto"/>
+              <w:bottom w:val="single" w:sz="6" w:space="0" w:color="auto"/>
+              <w:right w:val="single" w:sz="6" w:space="0" w:color="auto"/>
+            </w:tcBorders>
+            <w:hideMark/>
+          </w:tcPr>
+          <w:p>
+            <w:r>
+              <w:t>Resources </w:t>
+            </w:r>
+          </w:p>
+        </w:tc>
+        <w:tc>
+          <w:tcPr>
+            <w:tcW w:w="8655" w:type="dxa"/>
+            <w:tcBorders>
+              <w:top w:val="single" w:sz="6" w:space="0" w:color="auto"/>
+              <w:left w:val="single" w:sz="6" w:space="0" w:color="auto"/>
+              <w:bottom w:val="single" w:sz="6" w:space="0" w:color="auto"/>
+              <w:right w:val="single" w:sz="6" w:space="0" w:color="auto"/>
+            </w:tcBorders>
+            <w:hideMark/>
+          </w:tcPr>
+          <w:p>
+            <w:r>
+              <w:t>A complete description of all resources (hardware or software) external to the component but required to carry out its functions. Some examples are CPU execution time, memory (primary, secondary, or archival), buffers, I/O channels, plotters, printers, math libraries, hardware registers, interrupt structures, and system services. </w:t>
+            </w:r>
+          </w:p>
+        </w:tc>
+      </w:tr>
+      <w:tr>
+        <w:tc>
+          <w:tcPr>
+            <w:tcW w:w="1905" w:type="dxa"/>
+            <w:tcBorders>
+              <w:top w:val="single" w:sz="6" w:space="0" w:color="auto"/>
+              <w:left w:val="single" w:sz="6" w:space="0" w:color="auto"/>
+              <w:bottom w:val="single" w:sz="6" w:space="0" w:color="auto"/>
+              <w:right w:val="single" w:sz="6" w:space="0" w:color="auto"/>
+            </w:tcBorders>
+            <w:hideMark/>
+          </w:tcPr>
+          <w:p>
+            <w:r>
+              <w:lastRenderedPageBreak/>
+              <w:t>Processing  </w:t>
+            </w:r>
+          </w:p>
+        </w:tc>
+        <w:tc>
+          <w:tcPr>
+            <w:tcW w:w="8655" w:type="dxa"/>
+            <w:tcBorders>
+              <w:top w:val="single" w:sz="6" w:space="0" w:color="auto"/>
+              <w:left w:val="single" w:sz="6" w:space="0" w:color="auto"/>
+              <w:bottom w:val="single" w:sz="6" w:space="0" w:color="auto"/>
+              <w:right w:val="single" w:sz="6" w:space="0" w:color="auto"/>
+            </w:tcBorders>
+            <w:hideMark/>
+          </w:tcPr>
+          <w:p>
+            <w:r>
+              <w:t>The full description of the functions presented in the Function subsection. Pseudocode can be used to document algorithms, equations, and logic. </w:t>
+            </w:r>
+          </w:p>
+        </w:tc>
+      </w:tr>
+      <w:tr>
+        <w:tc>
+          <w:tcPr>
+            <w:tcW w:w="1905" w:type="dxa"/>
+            <w:tcBorders>
+              <w:top w:val="single" w:sz="6" w:space="0" w:color="auto"/>
+              <w:left w:val="single" w:sz="6" w:space="0" w:color="auto"/>
+              <w:bottom w:val="single" w:sz="6" w:space="0" w:color="auto"/>
+              <w:right w:val="single" w:sz="6" w:space="0" w:color="auto"/>
+            </w:tcBorders>
+            <w:hideMark/>
+          </w:tcPr>
+          <w:p>
+            <w:r>
+              <w:t>Data </w:t>
+            </w:r>
+          </w:p>
+        </w:tc>
+        <w:tc>
+          <w:tcPr>
+            <w:tcW w:w="8655" w:type="dxa"/>
+            <w:tcBorders>
+              <w:top w:val="single" w:sz="6" w:space="0" w:color="auto"/>
+              <w:left w:val="single" w:sz="6" w:space="0" w:color="auto"/>
+              <w:bottom w:val="single" w:sz="6" w:space="0" w:color="auto"/>
+              <w:right w:val="single" w:sz="6" w:space="0" w:color="auto"/>
+            </w:tcBorders>
+            <w:hideMark/>
+          </w:tcPr>
+          <w:p>
+            <w:r>
+              <w:t>For the data internal to the component, describes the representation method, initial values, use, semantics, and format. This information will probably be recorded in the data dictionary. </w:t>
+            </w:r>
+          </w:p>
+        </w:tc>
+      </w:tr>
+    </w:tbl>
+    <w:p/>
+    <w:p>
+      <w:pPr>
+        <w:pStyle w:val="Heading2"/>
+        <w:rPr>
+          <w:color w:val="ED7D31" w:themeColor="accent2"/>
+          <w:u w:val="single"/>
+        </w:rPr>
+      </w:pPr>
+      <w:r>
+        <w:rPr>
+          <w:color w:val="ED7D31" w:themeColor="accent2"/>
+          <w:u w:val="single"/>
+        </w:rPr>
+        <w:t>Database</w:t>
+      </w:r>
+      <w:r>
+        <w:rPr>
+          <w:color w:val="ED7D31" w:themeColor="accent2"/>
+          <w:u w:val="single"/>
+        </w:rPr>
+        <w:t xml:space="preserve"> Management Component</w:t>
+      </w:r>
+    </w:p>
+    <w:p>
+      <w:r>
+        <w:t xml:space="preserve">DELETE THIS AFTER YOU ARE DONE PLEASE, (this is a description to help you get started: </w:t>
+      </w:r>
+      <w:r>
+        <w:t>Handles the storage, retrieval, and updating of system data in persistent storage, including user accounts, projects, and related records</w:t>
+      </w:r>
+      <w:r>
+        <w:t>.</w:t>
+      </w:r>
+      <w:r>
+        <w:t>)</w:t>
+      </w:r>
+    </w:p>
+    <w:tbl>
+      <w:tblPr>
+        <w:tblW w:w="0" w:type="dxa"/>
+        <w:tblBorders>
+          <w:top w:val="outset" w:sz="6" w:space="0" w:color="auto"/>
+          <w:left w:val="outset" w:sz="6" w:space="0" w:color="auto"/>
+          <w:bottom w:val="outset" w:sz="6" w:space="0" w:color="auto"/>
+          <w:right w:val="outset" w:sz="6" w:space="0" w:color="auto"/>
+        </w:tblBorders>
+        <w:tblCellMar>
+          <w:left w:w="0" w:type="dxa"/>
+          <w:right w:w="0" w:type="dxa"/>
+        </w:tblCellMar>
+        <w:tblLook w:val="04A0" w:firstRow="1" w:lastRow="0" w:firstColumn="1" w:lastColumn="0" w:noHBand="0" w:noVBand="1"/>
+      </w:tblPr>
+      <w:tblGrid>
+        <w:gridCol w:w="1895"/>
+        <w:gridCol w:w="8555"/>
+      </w:tblGrid>
+      <w:tr>
+        <w:tc>
+          <w:tcPr>
+            <w:tcW w:w="1905" w:type="dxa"/>
+            <w:tcBorders>
+              <w:top w:val="single" w:sz="6" w:space="0" w:color="auto"/>
+              <w:left w:val="single" w:sz="6" w:space="0" w:color="auto"/>
+              <w:bottom w:val="single" w:sz="6" w:space="0" w:color="auto"/>
+              <w:right w:val="single" w:sz="6" w:space="0" w:color="auto"/>
+            </w:tcBorders>
+            <w:hideMark/>
+          </w:tcPr>
+          <w:p>
+            <w:r>
+              <w:rPr>
+                <w:u w:val="single"/>
+              </w:rPr>
+              <w:t>Identification</w:t>
+            </w:r>
+            <w:r>
+              <w:t> </w:t>
+            </w:r>
+          </w:p>
+        </w:tc>
+        <w:tc>
+          <w:tcPr>
+            <w:tcW w:w="8655" w:type="dxa"/>
+            <w:tcBorders>
+              <w:top w:val="single" w:sz="6" w:space="0" w:color="auto"/>
+              <w:left w:val="single" w:sz="6" w:space="0" w:color="auto"/>
+              <w:bottom w:val="single" w:sz="6" w:space="0" w:color="auto"/>
+              <w:right w:val="single" w:sz="6" w:space="0" w:color="auto"/>
+            </w:tcBorders>
+            <w:hideMark/>
+          </w:tcPr>
+          <w:p>
+            <w:r>
+              <w:t> </w:t>
+            </w:r>
+            <w:r>
+              <w:t>DatabaseManager, located on the server-side application layer.</w:t>
+            </w:r>
+          </w:p>
+        </w:tc>
+      </w:tr>
+      <w:tr>
+        <w:tc>
+          <w:tcPr>
+            <w:tcW w:w="1905" w:type="dxa"/>
+            <w:tcBorders>
+              <w:top w:val="single" w:sz="6" w:space="0" w:color="auto"/>
+              <w:left w:val="single" w:sz="6" w:space="0" w:color="auto"/>
+              <w:bottom w:val="single" w:sz="6" w:space="0" w:color="auto"/>
+              <w:right w:val="single" w:sz="6" w:space="0" w:color="auto"/>
+            </w:tcBorders>
+            <w:hideMark/>
+          </w:tcPr>
+          <w:p>
+            <w:r>
+              <w:rPr>
+                <w:u w:val="single"/>
+              </w:rPr>
+              <w:t>Type</w:t>
+            </w:r>
+            <w:r>
+              <w:t> </w:t>
+            </w:r>
+          </w:p>
+        </w:tc>
+        <w:tc>
+          <w:tcPr>
+            <w:tcW w:w="8655" w:type="dxa"/>
+            <w:tcBorders>
+              <w:top w:val="single" w:sz="6" w:space="0" w:color="auto"/>
+              <w:left w:val="single" w:sz="6" w:space="0" w:color="auto"/>
+              <w:bottom w:val="single" w:sz="6" w:space="0" w:color="auto"/>
+              <w:right w:val="single" w:sz="6" w:space="0" w:color="auto"/>
+            </w:tcBorders>
+            <w:hideMark/>
+          </w:tcPr>
+          <w:p>
+            <w:r>
+              <w:t>Module</w:t>
+            </w:r>
+          </w:p>
+        </w:tc>
+      </w:tr>
+      <w:tr>
+        <w:tc>
+          <w:tcPr>
+            <w:tcW w:w="1905" w:type="dxa"/>
+            <w:tcBorders>
+              <w:top w:val="single" w:sz="6" w:space="0" w:color="auto"/>
+              <w:left w:val="single" w:sz="6" w:space="0" w:color="auto"/>
+              <w:bottom w:val="single" w:sz="6" w:space="0" w:color="auto"/>
+              <w:right w:val="single" w:sz="6" w:space="0" w:color="auto"/>
+            </w:tcBorders>
+            <w:hideMark/>
+          </w:tcPr>
+          <w:p>
+            <w:r>
+              <w:rPr>
+                <w:u w:val="single"/>
+              </w:rPr>
+              <w:t>Purpose</w:t>
+            </w:r>
+            <w:r>
+              <w:t> </w:t>
+            </w:r>
+          </w:p>
+        </w:tc>
+        <w:tc>
+          <w:tcPr>
+            <w:tcW w:w="8655" w:type="dxa"/>
+            <w:tcBorders>
+              <w:top w:val="single" w:sz="6" w:space="0" w:color="auto"/>
+              <w:left w:val="single" w:sz="6" w:space="0" w:color="auto"/>
+              <w:bottom w:val="single" w:sz="6" w:space="0" w:color="auto"/>
+              <w:right w:val="single" w:sz="6" w:space="0" w:color="auto"/>
+            </w:tcBorders>
+            <w:hideMark/>
+          </w:tcPr>
+          <w:p>
+            <w:r>
+              <w:t>Function and performance requirements implemented by the design component, including derived requirements. Derived requirements are not explicitly stated in the SRS, but are implied or adjunct to formally stated SDS requirements. </w:t>
+            </w:r>
+          </w:p>
+        </w:tc>
+      </w:tr>
+      <w:tr>
+        <w:tc>
+          <w:tcPr>
+            <w:tcW w:w="1905" w:type="dxa"/>
+            <w:tcBorders>
+              <w:top w:val="single" w:sz="6" w:space="0" w:color="auto"/>
+              <w:left w:val="single" w:sz="6" w:space="0" w:color="auto"/>
+              <w:bottom w:val="single" w:sz="6" w:space="0" w:color="auto"/>
+              <w:right w:val="single" w:sz="6" w:space="0" w:color="auto"/>
+            </w:tcBorders>
+            <w:hideMark/>
+          </w:tcPr>
+          <w:p>
+            <w:r>
+              <w:rPr>
+                <w:u w:val="single"/>
+              </w:rPr>
+              <w:t>Function</w:t>
+            </w:r>
+            <w:r>
+              <w:t> </w:t>
+            </w:r>
+          </w:p>
+        </w:tc>
+        <w:tc>
+          <w:tcPr>
+            <w:tcW w:w="8655" w:type="dxa"/>
+            <w:tcBorders>
+              <w:top w:val="single" w:sz="6" w:space="0" w:color="auto"/>
+              <w:left w:val="single" w:sz="6" w:space="0" w:color="auto"/>
+              <w:bottom w:val="single" w:sz="6" w:space="0" w:color="auto"/>
+              <w:right w:val="single" w:sz="6" w:space="0" w:color="auto"/>
+            </w:tcBorders>
+            <w:hideMark/>
+          </w:tcPr>
+          <w:p>
+            <w:r>
+              <w:t>What the component does, the transformation process, the specific inputs that are processed, the algorithms that are used, the outputs that are produced, where the data items are stored, and which data items are modified. </w:t>
+            </w:r>
+          </w:p>
+        </w:tc>
+      </w:tr>
+      <w:tr>
+        <w:tc>
+          <w:tcPr>
+            <w:tcW w:w="1905" w:type="dxa"/>
+            <w:tcBorders>
+              <w:top w:val="single" w:sz="6" w:space="0" w:color="auto"/>
+              <w:left w:val="single" w:sz="6" w:space="0" w:color="auto"/>
+              <w:bottom w:val="single" w:sz="6" w:space="0" w:color="auto"/>
+              <w:right w:val="single" w:sz="6" w:space="0" w:color="auto"/>
+            </w:tcBorders>
+            <w:hideMark/>
+          </w:tcPr>
+          <w:p>
+            <w:r>
+              <w:t>Subordinates </w:t>
+            </w:r>
+          </w:p>
+        </w:tc>
+        <w:tc>
+          <w:tcPr>
+            <w:tcW w:w="8655" w:type="dxa"/>
+            <w:tcBorders>
+              <w:top w:val="single" w:sz="6" w:space="0" w:color="auto"/>
+              <w:left w:val="single" w:sz="6" w:space="0" w:color="auto"/>
+              <w:bottom w:val="single" w:sz="6" w:space="0" w:color="auto"/>
+              <w:right w:val="single" w:sz="6" w:space="0" w:color="auto"/>
+            </w:tcBorders>
+            <w:hideMark/>
+          </w:tcPr>
+          <w:p>
+            <w:r>
+              <w:t>The internal structure of the component, the constituents of the component, and the functional requirements satisfied by each part. </w:t>
+            </w:r>
+          </w:p>
+        </w:tc>
+      </w:tr>
+      <w:tr>
+        <w:tc>
+          <w:tcPr>
+            <w:tcW w:w="1905" w:type="dxa"/>
+            <w:tcBorders>
+              <w:top w:val="single" w:sz="6" w:space="0" w:color="auto"/>
+              <w:left w:val="single" w:sz="6" w:space="0" w:color="auto"/>
+              <w:bottom w:val="single" w:sz="6" w:space="0" w:color="auto"/>
+              <w:right w:val="single" w:sz="6" w:space="0" w:color="auto"/>
+            </w:tcBorders>
+            <w:hideMark/>
+          </w:tcPr>
+          <w:p>
+            <w:r>
+              <w:rPr>
+                <w:u w:val="single"/>
+              </w:rPr>
+              <w:t>Dependencies</w:t>
+            </w:r>
+            <w:r>
+              <w:t> </w:t>
+            </w:r>
+          </w:p>
+        </w:tc>
+        <w:tc>
+          <w:tcPr>
+            <w:tcW w:w="8655" w:type="dxa"/>
+            <w:tcBorders>
+              <w:top w:val="single" w:sz="6" w:space="0" w:color="auto"/>
+              <w:left w:val="single" w:sz="6" w:space="0" w:color="auto"/>
+              <w:bottom w:val="single" w:sz="6" w:space="0" w:color="auto"/>
+              <w:right w:val="single" w:sz="6" w:space="0" w:color="auto"/>
+            </w:tcBorders>
+            <w:hideMark/>
+          </w:tcPr>
+          <w:p>
+            <w:r>
+              <w:t>How the component's function and performance relate to other components. How this component is used by other components. The other components that use this component. Interaction details such as timing, interaction conditions (such as order of execution and data sharing), and responsibility for creation, duplication, use, storage, and elimination of components. </w:t>
+            </w:r>
+          </w:p>
+        </w:tc>
+      </w:tr>
+      <w:tr>
+        <w:tc>
+          <w:tcPr>
+            <w:tcW w:w="1905" w:type="dxa"/>
+            <w:tcBorders>
+              <w:top w:val="single" w:sz="6" w:space="0" w:color="auto"/>
+              <w:left w:val="single" w:sz="6" w:space="0" w:color="auto"/>
+              <w:bottom w:val="single" w:sz="6" w:space="0" w:color="auto"/>
+              <w:right w:val="single" w:sz="6" w:space="0" w:color="auto"/>
+            </w:tcBorders>
+            <w:hideMark/>
+          </w:tcPr>
+          <w:p>
+            <w:r>
+              <w:rPr>
+                <w:u w:val="single"/>
+              </w:rPr>
+              <w:t>Interfaces</w:t>
+            </w:r>
+            <w:r>
+              <w:t> </w:t>
+            </w:r>
+          </w:p>
+        </w:tc>
+        <w:tc>
+          <w:tcPr>
+            <w:tcW w:w="8655" w:type="dxa"/>
+            <w:tcBorders>
+              <w:top w:val="single" w:sz="6" w:space="0" w:color="auto"/>
+              <w:left w:val="single" w:sz="6" w:space="0" w:color="auto"/>
+              <w:bottom w:val="single" w:sz="6" w:space="0" w:color="auto"/>
+              <w:right w:val="single" w:sz="6" w:space="0" w:color="auto"/>
+            </w:tcBorders>
+            <w:hideMark/>
+          </w:tcPr>
+          <w:p>
+            <w:r>
+              <w:t>Detailed descriptions of all external and internal interfaces as well as of any mechanisms for communicating through messages, parameters, or common data areas. All error messages and error codes should be identified. All screen formats, interactive messages, and other user interface components (originally defined in the SRS) should be given here. </w:t>
+            </w:r>
+          </w:p>
+        </w:tc>
+      </w:tr>
+      <w:tr>
+        <w:tc>
+          <w:tcPr>
+            <w:tcW w:w="1905" w:type="dxa"/>
+            <w:tcBorders>
+              <w:top w:val="single" w:sz="6" w:space="0" w:color="auto"/>
+              <w:left w:val="single" w:sz="6" w:space="0" w:color="auto"/>
+              <w:bottom w:val="single" w:sz="6" w:space="0" w:color="auto"/>
+              <w:right w:val="single" w:sz="6" w:space="0" w:color="auto"/>
+            </w:tcBorders>
+            <w:hideMark/>
+          </w:tcPr>
+          <w:p>
+            <w:r>
+              <w:t>Resources </w:t>
+            </w:r>
+          </w:p>
+        </w:tc>
+        <w:tc>
+          <w:tcPr>
+            <w:tcW w:w="8655" w:type="dxa"/>
+            <w:tcBorders>
+              <w:top w:val="single" w:sz="6" w:space="0" w:color="auto"/>
+              <w:left w:val="single" w:sz="6" w:space="0" w:color="auto"/>
+              <w:bottom w:val="single" w:sz="6" w:space="0" w:color="auto"/>
+              <w:right w:val="single" w:sz="6" w:space="0" w:color="auto"/>
+            </w:tcBorders>
+            <w:hideMark/>
+          </w:tcPr>
+          <w:p>
+            <w:r>
+              <w:t>A complete description of all resources (hardware or software) external to the component but required to carry out its functions. Some examples are CPU execution time, memory (primary, secondary, or archival), buffers, I/O channels, plotters, printers, math libraries, hardware registers, interrupt structures, and system services. </w:t>
+            </w:r>
+          </w:p>
+        </w:tc>
+      </w:tr>
+      <w:tr>
+        <w:tc>
+          <w:tcPr>
+            <w:tcW w:w="1905" w:type="dxa"/>
+            <w:tcBorders>
+              <w:top w:val="single" w:sz="6" w:space="0" w:color="auto"/>
+              <w:left w:val="single" w:sz="6" w:space="0" w:color="auto"/>
+              <w:bottom w:val="single" w:sz="6" w:space="0" w:color="auto"/>
+              <w:right w:val="single" w:sz="6" w:space="0" w:color="auto"/>
+            </w:tcBorders>
+            <w:hideMark/>
+          </w:tcPr>
+          <w:p>
+            <w:r>
+              <w:t>Processing  </w:t>
+            </w:r>
+          </w:p>
+        </w:tc>
+        <w:tc>
+          <w:tcPr>
+            <w:tcW w:w="8655" w:type="dxa"/>
+            <w:tcBorders>
+              <w:top w:val="single" w:sz="6" w:space="0" w:color="auto"/>
+              <w:left w:val="single" w:sz="6" w:space="0" w:color="auto"/>
+              <w:bottom w:val="single" w:sz="6" w:space="0" w:color="auto"/>
+              <w:right w:val="single" w:sz="6" w:space="0" w:color="auto"/>
+            </w:tcBorders>
+            <w:hideMark/>
+          </w:tcPr>
+          <w:p>
+            <w:r>
+              <w:t>The full description of the functions presented in the Function subsection. Pseudocode can be used to document algorithms, equations, and logic. </w:t>
+            </w:r>
+          </w:p>
+        </w:tc>
+      </w:tr>
+      <w:tr>
+        <w:tc>
+          <w:tcPr>
+            <w:tcW w:w="1905" w:type="dxa"/>
+            <w:tcBorders>
+              <w:top w:val="single" w:sz="6" w:space="0" w:color="auto"/>
+              <w:left w:val="single" w:sz="6" w:space="0" w:color="auto"/>
+              <w:bottom w:val="single" w:sz="6" w:space="0" w:color="auto"/>
+              <w:right w:val="single" w:sz="6" w:space="0" w:color="auto"/>
+            </w:tcBorders>
+            <w:hideMark/>
+          </w:tcPr>
+          <w:p>
+            <w:r>
+              <w:t>Data </w:t>
+            </w:r>
+          </w:p>
+        </w:tc>
+        <w:tc>
+          <w:tcPr>
+            <w:tcW w:w="8655" w:type="dxa"/>
+            <w:tcBorders>
+              <w:top w:val="single" w:sz="6" w:space="0" w:color="auto"/>
+              <w:left w:val="single" w:sz="6" w:space="0" w:color="auto"/>
+              <w:bottom w:val="single" w:sz="6" w:space="0" w:color="auto"/>
+              <w:right w:val="single" w:sz="6" w:space="0" w:color="auto"/>
+            </w:tcBorders>
+            <w:hideMark/>
+          </w:tcPr>
+          <w:p>
+            <w:r>
+              <w:t>For the data internal to the component, describes the representation method, initial values, use, semantics, and format. This information will probably be recorded in the data dictionary. </w:t>
+            </w:r>
+          </w:p>
+        </w:tc>
+      </w:tr>
+    </w:tbl>
     <w:p/>
     <w:p>
       <w:pPr>
@@ -6286,7 +7206,11 @@
         <w:t xml:space="preserve"> </w:t>
       </w:r>
       <w:r>
-        <w:t>For teams doing new development, reuse can also be an important strategy. In some cases, there is freeware that could be incorporated. In other cases, there are existing modules or classes that could be adapted. Another possibility is the use of special tools that produce open source results and thus permissible under the terms of this course.</w:t>
+        <w:t xml:space="preserve">For teams doing new </w:t>
+      </w:r>
+      <w:r>
+        <w:lastRenderedPageBreak/>
+        <w:t>development, reuse can also be an important strategy. In some cases, there is freeware that could be incorporated. In other cases, there are existing modules or classes that could be adapted. Another possibility is the use of special tools that produce open source results and thus permissible under the terms of this course.</w:t>
       </w:r>
     </w:p>
     <w:p>
@@ -6504,7 +7428,6 @@
           <w:sz w:val="22"/>
           <w:szCs w:val="22"/>
         </w:rPr>
-        <w:lastRenderedPageBreak/>
         <w:t>We also considered implementing client-side input validation for a faster response and reducing server processing requirements. Although this could improve user experience, this could potentially lead to vulnerabilities with manipulated requests. We then decided that the security provided by performing validation within a sandboxed server environment before data processing would be ideal for system and data integrity.</w:t>
       </w:r>
       <w:r>
@@ -6647,8 +7570,8 @@
       </w:r>
       <w:smartTag w:uri="urn:schemas-microsoft-com:office:cs:smarttags" w:element="NumConv6p0">
         <w:smartTagPr>
+          <w:attr w:name="sch" w:val="1"/>
           <w:attr w:name="val" w:val="3"/>
-          <w:attr w:name="sch" w:val="1"/>
         </w:smartTagPr>
         <w:r>
           <w:t>3</w:t>
@@ -6659,8 +7582,8 @@
       </w:r>
       <w:smartTag w:uri="urn:schemas-microsoft-com:office:cs:smarttags" w:element="NumConv6p6">
         <w:smartTagPr>
+          <w:attr w:name="sch" w:val="4"/>
           <w:attr w:name="val" w:val="3.1"/>
-          <w:attr w:name="sch" w:val="4"/>
         </w:smartTagPr>
         <w:r>
           <w:t>3.1</w:t>
@@ -6769,6 +7692,7 @@
               <w:rPr>
                 <w:u w:val="single"/>
               </w:rPr>
+              <w:lastRenderedPageBreak/>
               <w:t>Purpose</w:t>
             </w:r>
           </w:p>
@@ -6955,7 +7879,6 @@
               <w:jc w:val="both"/>
             </w:pPr>
             <w:r>
-              <w:lastRenderedPageBreak/>
               <w:t xml:space="preserve">Processing </w:t>
             </w:r>
           </w:p>
@@ -11063,7 +11986,6 @@
   <w:style w:type="character" w:default="1" w:styleId="DefaultParagraphFont">
     <w:name w:val="Default Paragraph Font"/>
     <w:uiPriority w:val="1"/>
-    <w:semiHidden/>
     <w:unhideWhenUsed/>
   </w:style>
   <w:style w:type="table" w:default="1" w:styleId="TableNormal">
